--- a/public/3 summarized books/Protecting the Next Generation/lesson-information/general/chapter3/Lesson 5.docx
+++ b/public/3 summarized books/Protecting the Next Generation/lesson-information/general/chapter3/Lesson 5.docx
@@ -28,7 +28,7 @@
     </w:p>
     <w:p>
       <w:r>
-        <w:t xml:space="preserve">Estimated Minutes: 7</w:t>
+        <w:t xml:space="preserve">Estimated Minutes: 12</w:t>
       </w:r>
     </w:p>
     <w:p>
@@ -46,7 +46,7 @@
     </w:p>
     <w:p>
       <w:r>
-        <w:t xml:space="preserve">Prevention becomes strongest when it is woven into ordinary daily life.</w:t>
+        <w:t xml:space="preserve">Prevention becomes strongest when it is woven into ordinary daily life. This lesson sits inside Prevention at Home, where the focus is how principles, boundaries, communication, and daily household habits create a stronger protective environment. For a parent, guardian, caregiver, or adult who wants to protect young people before crisis begins, this matters because growth is not created by information alone. It grows when truth becomes something you can recognize, practice, and return to in ordinary moments. As you begin, do not rush to prove that you already understand the lesson. Let the topic name something honestly. Notice where it touches your story, your habits, your relationships, and the way you respond when life becomes difficult.</w:t>
       </w:r>
     </w:p>
     <w:p>
@@ -68,6 +68,31 @@
       </w:r>
     </w:p>
     <w:p>
+      <w:r>
+        <w:t xml:space="preserve">This course is about prevention, watchfulness, communication, boundaries, and building a safer home environment. The theme of &amp;quot;Creating a Healthy Protective Home&amp;quot; is not meant to remain a slogan. It is meant to become a practical lens for daily life. When this truth is taken seriously, it changes the way a person interprets pressure, choices, relationships, and responsibility.</w:t>
+      </w:r>
+    </w:p>
+    <w:p>
+      <w:r>
+        <w:t xml:space="preserve">A shallow response would be to agree with the idea and move on. A deeper response asks, &amp;quot;Where does this need to become visible in me?&amp;quot; That question matters because lasting change is usually built in ordinary places: the conversation you handle differently, the boundary you keep, the apology you make, the temptation you interrupt, or the small responsibility you finally carry without excuse.</w:t>
+      </w:r>
+    </w:p>
+    <w:p>
+      <w:r>
+        <w:t xml:space="preserve">The chapter context is important here: How principles, boundaries, communication, and daily household habits create a stronger protective environment. This means the lesson is not standing alone. It is part of a larger movement from awareness into practice. You are learning to see patterns clearly, name what is unhealthy, and choose a response that supports a stronger future.</w:t>
+      </w:r>
+    </w:p>
+    <w:p>
+      <w:r>
+        <w:t xml:space="preserve">In practical terms, this lesson asks you to slow down enough to notice what has been shaping your choices. Some patterns are obvious, but many are quiet. They show up in tone, delay, avoidance, defensiveness, secrecy, fear, control, or the need to escape discomfort. Growth begins when those patterns are brought into the light without shame and without denial.</w:t>
+      </w:r>
+    </w:p>
+    <w:p>
+      <w:r>
+        <w:t xml:space="preserve">The goal is not perfection by the end of the lesson. The goal is honest movement. Take one clear idea from this teaching and connect it to one real situation in your life. If you can name where it applies, you can begin practicing it. If you can practice it repeatedly, it can become part of your character and not only part of your knowledge.</w:t>
+      </w:r>
+    </w:p>
+    <w:p>
       <w:pPr>
         <w:pStyle w:val="Heading2"/>
       </w:pPr>
@@ -77,7 +102,7 @@
     </w:p>
     <w:p>
       <w:r>
-        <w:t xml:space="preserve">The healthiest homes are not perfect. They are present, principled, and steady.</w:t>
+        <w:t xml:space="preserve">The healthiest homes are not perfect. They are present, principled, and steady. Do not underestimate the importance of one honest adjustment. Most people want change to arrive all at once, but deep change is usually formed through repeated choices that seem small at first. Let this lesson become a mirror, not a weapon. A mirror helps you see clearly so you can respond wisely. It is not there to condemn you; it is there to help you stop living blindly.</w:t>
       </w:r>
     </w:p>
     <w:p>
@@ -95,7 +120,7 @@
     </w:p>
     <w:p>
       <w:r>
-        <w:t xml:space="preserve">Think about the small patterns that shape the whole environment.</w:t>
+        <w:t xml:space="preserve">Think about the small patterns that shape the whole environment. Take a few minutes before answering. Think about a real situation from the last week, not only a general idea. Where did this lesson show up in your choices, words, thoughts, or relationships? Try to answer without defending yourself and without attacking yourself. The most useful reflection is specific, honest, and kind enough to lead to action. If you notice discomfort, pay attention to it. It may be pointing to an area where growth is ready to begin.</w:t>
       </w:r>
     </w:p>
     <w:p>
@@ -108,7 +133,7 @@
     </w:p>
     <w:p>
       <w:r>
-        <w:t xml:space="preserve">Prompt: Write a short household prevention plan using the lessons from this chapter.</w:t>
+        <w:t xml:space="preserve">Prompt: Write a short household prevention plan using the lessons from this chapter. Use concrete examples rather than broad statements. Describe what has been happening, how you usually respond, and what a healthier response could look like. Then write one sentence beginning with, &amp;quot;The next faithful step I can take is...&amp;quot;</w:t>
       </w:r>
     </w:p>
     <w:p>
@@ -126,7 +151,7 @@
     </w:p>
     <w:p>
       <w:r>
-        <w:t xml:space="preserve">Choose one concrete home practice to begin this week.</w:t>
+        <w:t xml:space="preserve">Choose one concrete home practice to begin this week. Make the action small enough to complete today and clear enough that you will know whether you did it. Do not choose something vague like &amp;quot;be better.&amp;quot; Choose a visible action: make the call, write the apology, set the boundary, ask the question, finish the task, remove the trigger, or create the routine. At the end of the day, notice what happened. What was easy? What resisted you? What did you learn about yourself? That review is part of the action because it turns experience into wisdom.</w:t>
       </w:r>
     </w:p>
     <w:p>
@@ -144,7 +169,7 @@
     </w:p>
     <w:p>
       <w:r>
-        <w:t xml:space="preserve">Ordinary, consistent habits often become extraordinary protection over time.</w:t>
+        <w:t xml:space="preserve">Ordinary, consistent habits often become extraordinary protection over time. Carry this lesson gently but seriously. You do not need to master everything today, but you do need to keep moving with honesty. One lesson becomes powerful when it is practiced after the screen is closed. Let the next step be simple, visible, and true.</w:t>
       </w:r>
     </w:p>
     <w:sectPr>

--- a/public/3 summarized books/Protecting the Next Generation/lesson-information/general/chapter3/Lesson 5.docx
+++ b/public/3 summarized books/Protecting the Next Generation/lesson-information/general/chapter3/Lesson 5.docx
@@ -28,7 +28,7 @@
     </w:p>
     <w:p>
       <w:r>
-        <w:t xml:space="preserve">Estimated Minutes: 12</w:t>
+        <w:t xml:space="preserve">Estimated Minutes: 15</w:t>
       </w:r>
     </w:p>
     <w:p>
@@ -64,17 +64,17 @@
     </w:p>
     <w:p>
       <w:r>
-        <w:t xml:space="preserve">This final lesson gathers the manuscript&amp;#39;s themes: awareness, boundaries, respect, encouragement, learning, and strong principles working together in the home.</w:t>
-      </w:r>
-    </w:p>
-    <w:p>
-      <w:r>
-        <w:t xml:space="preserve">This course is about prevention, watchfulness, communication, boundaries, and building a safer home environment. The theme of &amp;quot;Creating a Healthy Protective Home&amp;quot; is not meant to remain a slogan. It is meant to become a practical lens for daily life. When this truth is taken seriously, it changes the way a person interprets pressure, choices, relationships, and responsibility.</w:t>
-      </w:r>
-    </w:p>
-    <w:p>
-      <w:r>
-        <w:t xml:space="preserve">A shallow response would be to agree with the idea and move on. A deeper response asks, &amp;quot;Where does this need to become visible in me?&amp;quot; That question matters because lasting change is usually built in ordinary places: the conversation you handle differently, the boundary you keep, the apology you make, the temptation you interrupt, or the small responsibility you finally carry without excuse.</w:t>
+        <w:t xml:space="preserve">This final lesson gathers the manuscript's themes: awareness, boundaries, respect, encouragement, learning, and strong principles working together in the home.</w:t>
+      </w:r>
+    </w:p>
+    <w:p>
+      <w:r>
+        <w:t xml:space="preserve">This course is about prevention, watchfulness, communication, boundaries, and building a safer home environment. The theme of "Creating a Healthy Protective Home" is not meant to remain a slogan. It is meant to become a practical lens for daily life. When this truth is taken seriously, it changes the way a person interprets pressure, choices, relationships, and responsibility.</w:t>
+      </w:r>
+    </w:p>
+    <w:p>
+      <w:r>
+        <w:t xml:space="preserve">A shallow response would be to agree with the idea and move on. A deeper response asks, "Where does this need to become visible in me?" That question matters because lasting change is usually built in ordinary places: the conversation you handle differently, the boundary you keep, the apology you make, the temptation you interrupt, or the small responsibility you finally carry without excuse.</w:t>
       </w:r>
     </w:p>
     <w:p>
@@ -97,7 +97,7 @@
         <w:pStyle w:val="Heading2"/>
       </w:pPr>
       <w:r>
-        <w:t xml:space="preserve">Step 3: Mentor Note</w:t>
+        <w:t xml:space="preserve">Step 3: Reflection Quote</w:t>
       </w:r>
     </w:p>
     <w:p>
@@ -110,7 +110,25 @@
         <w:pStyle w:val="Heading2"/>
       </w:pPr>
       <w:r>
-        <w:t xml:space="preserve">Step 4: Pause &amp; Reflect</w:t>
+        <w:t xml:space="preserve">Step 4: Video</w:t>
+      </w:r>
+    </w:p>
+    <w:p>
+      <w:r>
+        <w:t xml:space="preserve">Title: Creating a Healthy Protective Home</w:t>
+      </w:r>
+    </w:p>
+    <w:p>
+      <w:r>
+        <w:t xml:space="preserve">Explain the lesson in a practical mentor voice. Connect the teaching to awareness, communication, boundaries, relationship, and prevention before crisis. Use "A protective environment" as the main idea, then give one practical example the learner can recognize in ordinary life.</w:t>
+      </w:r>
+    </w:p>
+    <w:p>
+      <w:pPr>
+        <w:pStyle w:val="Heading2"/>
+      </w:pPr>
+      <w:r>
+        <w:t xml:space="preserve">Step 5: Pause &amp; Reflect</w:t>
       </w:r>
     </w:p>
     <w:p>
@@ -128,20 +146,33 @@
         <w:pStyle w:val="Heading2"/>
       </w:pPr>
       <w:r>
-        <w:t xml:space="preserve">Step 5: Journal</w:t>
-      </w:r>
-    </w:p>
-    <w:p>
-      <w:r>
-        <w:t xml:space="preserve">Prompt: Write a short household prevention plan using the lessons from this chapter. Use concrete examples rather than broad statements. Describe what has been happening, how you usually respond, and what a healthier response could look like. Then write one sentence beginning with, &amp;quot;The next faithful step I can take is...&amp;quot;</w:t>
-      </w:r>
-    </w:p>
-    <w:p>
-      <w:pPr>
-        <w:pStyle w:val="Heading2"/>
-      </w:pPr>
-      <w:r>
-        <w:t xml:space="preserve">Step 6: Daily Action</w:t>
+        <w:t xml:space="preserve">Step 6: Journal</w:t>
+      </w:r>
+    </w:p>
+    <w:p>
+      <w:r>
+        <w:t xml:space="preserve">Prompt: Write a short household prevention plan using the lessons from this chapter. Use concrete examples rather than broad statements. Describe what has been happening, how you usually respond, and what a healthier response could look like. Then write one sentence beginning with, "The next faithful step I can take is..."</w:t>
+      </w:r>
+    </w:p>
+    <w:p>
+      <w:pPr>
+        <w:pStyle w:val="Heading2"/>
+      </w:pPr>
+      <w:r>
+        <w:t xml:space="preserve">Step 7: Mood Check-In</w:t>
+      </w:r>
+    </w:p>
+    <w:p>
+      <w:r>
+        <w:t xml:space="preserve">Question: How calm and prepared do you feel about practicing creating a healthy protective home today?</w:t>
+      </w:r>
+    </w:p>
+    <w:p>
+      <w:pPr>
+        <w:pStyle w:val="Heading2"/>
+      </w:pPr>
+      <w:r>
+        <w:t xml:space="preserve">Step 8: Action</w:t>
       </w:r>
     </w:p>
     <w:p>
@@ -151,15 +182,124 @@
     </w:p>
     <w:p>
       <w:r>
-        <w:t xml:space="preserve">Choose one concrete home practice to begin this week. Make the action small enough to complete today and clear enough that you will know whether you did it. Do not choose something vague like &amp;quot;be better.&amp;quot; Choose a visible action: make the call, write the apology, set the boundary, ask the question, finish the task, remove the trigger, or create the routine. At the end of the day, notice what happened. What was easy? What resisted you? What did you learn about yourself? That review is part of the action because it turns experience into wisdom.</w:t>
-      </w:r>
-    </w:p>
-    <w:p>
-      <w:pPr>
-        <w:pStyle w:val="Heading2"/>
-      </w:pPr>
-      <w:r>
-        <w:t xml:space="preserve">Step 7: Complete</w:t>
+        <w:t xml:space="preserve">Choose one concrete home practice to begin this week. Make the action small enough to complete today and clear enough that you will know whether you did it. Do not choose something vague like "be better." Choose a visible action: make the call, write the apology, set the boundary, ask the question, finish the task, remove the trigger, or create the routine. At the end of the day, notice what happened. What was easy? What resisted you? What did you learn about yourself? That review is part of the action because it turns experience into wisdom.</w:t>
+      </w:r>
+    </w:p>
+    <w:p>
+      <w:pPr>
+        <w:pStyle w:val="Heading2"/>
+      </w:pPr>
+      <w:r>
+        <w:t xml:space="preserve">Step 9: Reflection Quote</w:t>
+      </w:r>
+    </w:p>
+    <w:p>
+      <w:r>
+        <w:t xml:space="preserve">Ordinary, consistent habits often become extraordinary protection over time. Carry this lesson gently but seriously. You do not need to master everything today, but you do need to keep moving with honesty. One lesson becomes powerful when it is practiced after the screen is closed. Let the next step be simple, visible, and true.</w:t>
+      </w:r>
+    </w:p>
+    <w:p>
+      <w:pPr>
+        <w:pStyle w:val="Heading2"/>
+      </w:pPr>
+      <w:r>
+        <w:t xml:space="preserve">Step 10: Reflection Check</w:t>
+      </w:r>
+    </w:p>
+    <w:p>
+      <w:r>
+        <w:t xml:space="preserve">Question: What is the main focus of this lesson?</w:t>
+      </w:r>
+    </w:p>
+    <w:p>
+      <w:r>
+        <w:t xml:space="preserve">- Creating a Healthy Protective Home through A protective environment (correct)</w:t>
+      </w:r>
+      <w:r>
+        <w:br/>
+      </w:r>
+      <w:r>
+        <w:t xml:space="preserve">- Prevention at Home</w:t>
+      </w:r>
+      <w:r>
+        <w:br/>
+      </w:r>
+      <w:r>
+        <w:t xml:space="preserve">- Avoiding all reflection</w:t>
+      </w:r>
+      <w:r>
+        <w:br/>
+      </w:r>
+      <w:r>
+        <w:t xml:space="preserve">- Finishing quickly</w:t>
+      </w:r>
+    </w:p>
+    <w:p>
+      <w:pPr>
+        <w:pStyle w:val="Heading2"/>
+      </w:pPr>
+      <w:r>
+        <w:t xml:space="preserve">Step 11: Reflection Check</w:t>
+      </w:r>
+    </w:p>
+    <w:p>
+      <w:r>
+        <w:t xml:space="preserve">Question: What should this lesson lead toward?</w:t>
+      </w:r>
+    </w:p>
+    <w:p>
+      <w:r>
+        <w:t xml:space="preserve">- protective care shown through Begin one home practice (correct)</w:t>
+      </w:r>
+      <w:r>
+        <w:br/>
+      </w:r>
+      <w:r>
+        <w:t xml:space="preserve">- More shame</w:t>
+      </w:r>
+      <w:r>
+        <w:br/>
+      </w:r>
+      <w:r>
+        <w:t xml:space="preserve">- Less awareness</w:t>
+      </w:r>
+      <w:r>
+        <w:br/>
+      </w:r>
+      <w:r>
+        <w:t xml:space="preserve">- Ignoring responsibility</w:t>
+      </w:r>
+    </w:p>
+    <w:p>
+      <w:pPr>
+        <w:pStyle w:val="Heading2"/>
+      </w:pPr>
+      <w:r>
+        <w:t xml:space="preserve">Step 12: Reflection Check</w:t>
+      </w:r>
+    </w:p>
+    <w:p>
+      <w:r>
+        <w:t xml:space="preserve">Question: True or False: Protection works best when adults ignore warning signs until a crisis happens.</w:t>
+      </w:r>
+    </w:p>
+    <w:p>
+      <w:r>
+        <w:t xml:space="preserve">- False (correct)</w:t>
+      </w:r>
+      <w:r>
+        <w:br/>
+      </w:r>
+      <w:r>
+        <w:t xml:space="preserve">- True</w:t>
+      </w:r>
+    </w:p>
+    <w:p>
+      <w:pPr>
+        <w:pStyle w:val="Heading2"/>
+      </w:pPr>
+      <w:r>
+        <w:t xml:space="preserve">Step 13: Complete</w:t>
       </w:r>
     </w:p>
     <w:p>

--- a/public/3 summarized books/Protecting the Next Generation/lesson-information/general/chapter3/Lesson 5.docx
+++ b/public/3 summarized books/Protecting the Next Generation/lesson-information/general/chapter3/Lesson 5.docx
@@ -4,18 +4,10 @@
   <w:body>
     <w:p>
       <w:pPr>
-        <w:pStyle w:val="Title"/>
-      </w:pPr>
-      <w:r>
-        <w:t xml:space="preserve">Course: Protecting the Next Generation</w:t>
-      </w:r>
-    </w:p>
-    <w:p>
-      <w:pPr>
-        <w:pStyle w:val="Heading1"/>
-      </w:pPr>
-      <w:r>
-        <w:t xml:space="preserve">Chapter 3: Prevention at Home</w:t>
+        <w:pStyle w:val="Heading1"/>
+      </w:pPr>
+      <w:r>
+        <w:t xml:space="preserve">COURSE: Protecting the Next Generation</w:t>
       </w:r>
     </w:p>
     <w:p>
@@ -23,195 +15,285 @@
         <w:pStyle w:val="Heading2"/>
       </w:pPr>
       <w:r>
-        <w:t xml:space="preserve">Lesson 5: Creating a Healthy Protective Home</w:t>
-      </w:r>
-    </w:p>
-    <w:p>
-      <w:r>
-        <w:t xml:space="preserve">Estimated Minutes: 15</w:t>
-      </w:r>
-    </w:p>
-    <w:p>
-      <w:pPr>
-        <w:pStyle w:val="Heading2"/>
-      </w:pPr>
-      <w:r>
-        <w:t xml:space="preserve">Step 1: Welcome</w:t>
-      </w:r>
-    </w:p>
-    <w:p>
+        <w:t xml:space="preserve">CHAPTER 3: Prevention at Home</w:t>
+      </w:r>
+    </w:p>
+    <w:p>
+      <w:pPr>
+        <w:pStyle w:val="Heading3"/>
+      </w:pPr>
+      <w:r>
+        <w:t xml:space="preserve">LESSON 5: Creating a Healthy Protective Home</w:t>
+      </w:r>
+    </w:p>
+    <w:p>
+      <w:pPr>
+        <w:pStyle w:val="FirstParagraph"/>
+      </w:pPr>
+      <w:r>
+        <w:t xml:space="preserve">estimated_minutes: 15</w:t>
+      </w:r>
+    </w:p>
+    <w:p>
+      <w:pPr>
+        <w:pStyle w:val="FirstParagraph"/>
+      </w:pPr>
+      <w:r>
+        <w:t xml:space="preserve">sort_order: 5</w:t>
+      </w:r>
+    </w:p>
+    <w:p>
+      <w:pPr>
+        <w:pStyle w:val="FirstParagraph"/>
+      </w:pPr>
+      <w:r>
+        <w:t xml:space="preserve">is_published: true</w:t>
+      </w:r>
+    </w:p>
+    <w:p>
+      <w:pPr>
+        <w:pStyle w:val="Heading1"/>
+      </w:pPr>
+      <w:r>
+        <w:t xml:space="preserve">STEP 1: WELCOME</w:t>
+      </w:r>
+    </w:p>
+    <w:p>
+      <w:pPr>
+        <w:pStyle w:val="FirstParagraph"/>
+      </w:pPr>
       <w:r>
         <w:t xml:space="preserve">Title: The whole picture</w:t>
       </w:r>
     </w:p>
     <w:p>
+      <w:pPr>
+        <w:pStyle w:val="BodyText"/>
+      </w:pPr>
       <w:r>
         <w:t xml:space="preserve">Prevention becomes strongest when it is woven into ordinary daily life. This lesson sits inside Prevention at Home, where the focus is how principles, boundaries, communication, and daily household habits create a stronger protective environment. For a parent, guardian, caregiver, or adult who wants to protect young people before crisis begins, this matters because growth is not created by information alone. It grows when truth becomes something you can recognize, practice, and return to in ordinary moments. As you begin, do not rush to prove that you already understand the lesson. Let the topic name something honestly. Notice where it touches your story, your habits, your relationships, and the way you respond when life becomes difficult.</w:t>
       </w:r>
     </w:p>
     <w:p>
       <w:pPr>
-        <w:pStyle w:val="Heading2"/>
-      </w:pPr>
-      <w:r>
-        <w:t xml:space="preserve">Step 2: Teaching</w:t>
-      </w:r>
-    </w:p>
-    <w:p>
+        <w:pStyle w:val="Heading1"/>
+      </w:pPr>
+      <w:r>
+        <w:t xml:space="preserve">STEP 2: TEACHING</w:t>
+      </w:r>
+    </w:p>
+    <w:p>
+      <w:pPr>
+        <w:pStyle w:val="FirstParagraph"/>
+      </w:pPr>
       <w:r>
         <w:t xml:space="preserve">Title: A protective environment</w:t>
       </w:r>
     </w:p>
     <w:p>
+      <w:pPr>
+        <w:pStyle w:val="BodyText"/>
+      </w:pPr>
       <w:r>
         <w:t xml:space="preserve">This final lesson gathers the manuscript's themes: awareness, boundaries, respect, encouragement, learning, and strong principles working together in the home.</w:t>
       </w:r>
     </w:p>
     <w:p>
+      <w:pPr>
+        <w:pStyle w:val="BodyText"/>
+      </w:pPr>
       <w:r>
         <w:t xml:space="preserve">This course is about prevention, watchfulness, communication, boundaries, and building a safer home environment. The theme of "Creating a Healthy Protective Home" is not meant to remain a slogan. It is meant to become a practical lens for daily life. When this truth is taken seriously, it changes the way a person interprets pressure, choices, relationships, and responsibility.</w:t>
       </w:r>
     </w:p>
     <w:p>
+      <w:pPr>
+        <w:pStyle w:val="BodyText"/>
+      </w:pPr>
       <w:r>
         <w:t xml:space="preserve">A shallow response would be to agree with the idea and move on. A deeper response asks, "Where does this need to become visible in me?" That question matters because lasting change is usually built in ordinary places: the conversation you handle differently, the boundary you keep, the apology you make, the temptation you interrupt, or the small responsibility you finally carry without excuse.</w:t>
       </w:r>
     </w:p>
     <w:p>
+      <w:pPr>
+        <w:pStyle w:val="BodyText"/>
+      </w:pPr>
       <w:r>
         <w:t xml:space="preserve">The chapter context is important here: How principles, boundaries, communication, and daily household habits create a stronger protective environment. This means the lesson is not standing alone. It is part of a larger movement from awareness into practice. You are learning to see patterns clearly, name what is unhealthy, and choose a response that supports a stronger future.</w:t>
       </w:r>
     </w:p>
     <w:p>
+      <w:pPr>
+        <w:pStyle w:val="BodyText"/>
+      </w:pPr>
       <w:r>
         <w:t xml:space="preserve">In practical terms, this lesson asks you to slow down enough to notice what has been shaping your choices. Some patterns are obvious, but many are quiet. They show up in tone, delay, avoidance, defensiveness, secrecy, fear, control, or the need to escape discomfort. Growth begins when those patterns are brought into the light without shame and without denial.</w:t>
       </w:r>
     </w:p>
     <w:p>
+      <w:pPr>
+        <w:pStyle w:val="BodyText"/>
+      </w:pPr>
       <w:r>
         <w:t xml:space="preserve">The goal is not perfection by the end of the lesson. The goal is honest movement. Take one clear idea from this teaching and connect it to one real situation in your life. If you can name where it applies, you can begin practicing it. If you can practice it repeatedly, it can become part of your character and not only part of your knowledge.</w:t>
       </w:r>
     </w:p>
     <w:p>
       <w:pPr>
-        <w:pStyle w:val="Heading2"/>
-      </w:pPr>
-      <w:r>
-        <w:t xml:space="preserve">Step 3: Reflection Quote</w:t>
-      </w:r>
-    </w:p>
-    <w:p>
+        <w:pStyle w:val="Heading1"/>
+      </w:pPr>
+      <w:r>
+        <w:t xml:space="preserve">STEP 3: REFLECTION QUOTE</w:t>
+      </w:r>
+    </w:p>
+    <w:p>
+      <w:pPr>
+        <w:pStyle w:val="BodyText"/>
+      </w:pPr>
       <w:r>
         <w:t xml:space="preserve">The healthiest homes are not perfect. They are present, principled, and steady. Do not underestimate the importance of one honest adjustment. Most people want change to arrive all at once, but deep change is usually formed through repeated choices that seem small at first. Let this lesson become a mirror, not a weapon. A mirror helps you see clearly so you can respond wisely. It is not there to condemn you; it is there to help you stop living blindly.</w:t>
       </w:r>
     </w:p>
     <w:p>
       <w:pPr>
-        <w:pStyle w:val="Heading2"/>
-      </w:pPr>
-      <w:r>
-        <w:t xml:space="preserve">Step 4: Video</w:t>
-      </w:r>
-    </w:p>
-    <w:p>
+        <w:pStyle w:val="Heading1"/>
+      </w:pPr>
+      <w:r>
+        <w:t xml:space="preserve">STEP 4: VIDEO</w:t>
+      </w:r>
+    </w:p>
+    <w:p>
+      <w:pPr>
+        <w:pStyle w:val="FirstParagraph"/>
+      </w:pPr>
       <w:r>
         <w:t xml:space="preserve">Title: Creating a Healthy Protective Home</w:t>
       </w:r>
     </w:p>
     <w:p>
+      <w:pPr>
+        <w:pStyle w:val="BodyText"/>
+      </w:pPr>
       <w:r>
         <w:t xml:space="preserve">Explain the lesson in a practical mentor voice. Connect the teaching to awareness, communication, boundaries, relationship, and prevention before crisis. Use "A protective environment" as the main idea, then give one practical example the learner can recognize in ordinary life.</w:t>
       </w:r>
     </w:p>
     <w:p>
       <w:pPr>
-        <w:pStyle w:val="Heading2"/>
-      </w:pPr>
-      <w:r>
-        <w:t xml:space="preserve">Step 5: Pause &amp; Reflect</w:t>
-      </w:r>
-    </w:p>
-    <w:p>
+        <w:pStyle w:val="Heading1"/>
+      </w:pPr>
+      <w:r>
+        <w:t xml:space="preserve">STEP 5: PAUSE &amp; REFLECT</w:t>
+      </w:r>
+    </w:p>
+    <w:p>
+      <w:pPr>
+        <w:pStyle w:val="FirstParagraph"/>
+      </w:pPr>
       <w:r>
         <w:t xml:space="preserve">Question: What would make your home more protective and more peaceful at the same time?</w:t>
       </w:r>
     </w:p>
     <w:p>
+      <w:pPr>
+        <w:pStyle w:val="BodyText"/>
+      </w:pPr>
       <w:r>
         <w:t xml:space="preserve">Think about the small patterns that shape the whole environment. Take a few minutes before answering. Think about a real situation from the last week, not only a general idea. Where did this lesson show up in your choices, words, thoughts, or relationships? Try to answer without defending yourself and without attacking yourself. The most useful reflection is specific, honest, and kind enough to lead to action. If you notice discomfort, pay attention to it. It may be pointing to an area where growth is ready to begin.</w:t>
       </w:r>
     </w:p>
     <w:p>
       <w:pPr>
-        <w:pStyle w:val="Heading2"/>
-      </w:pPr>
-      <w:r>
-        <w:t xml:space="preserve">Step 6: Journal</w:t>
-      </w:r>
-    </w:p>
-    <w:p>
+        <w:pStyle w:val="Heading1"/>
+      </w:pPr>
+      <w:r>
+        <w:t xml:space="preserve">STEP 6: JOURNAL</w:t>
+      </w:r>
+    </w:p>
+    <w:p>
+      <w:pPr>
+        <w:pStyle w:val="FirstParagraph"/>
+      </w:pPr>
       <w:r>
         <w:t xml:space="preserve">Prompt: Write a short household prevention plan using the lessons from this chapter. Use concrete examples rather than broad statements. Describe what has been happening, how you usually respond, and what a healthier response could look like. Then write one sentence beginning with, "The next faithful step I can take is..."</w:t>
       </w:r>
     </w:p>
     <w:p>
       <w:pPr>
-        <w:pStyle w:val="Heading2"/>
-      </w:pPr>
-      <w:r>
-        <w:t xml:space="preserve">Step 7: Mood Check-In</w:t>
-      </w:r>
-    </w:p>
-    <w:p>
+        <w:pStyle w:val="Heading1"/>
+      </w:pPr>
+      <w:r>
+        <w:t xml:space="preserve">STEP 7: MOOD CHECK-IN</w:t>
+      </w:r>
+    </w:p>
+    <w:p>
+      <w:pPr>
+        <w:pStyle w:val="FirstParagraph"/>
+      </w:pPr>
       <w:r>
         <w:t xml:space="preserve">Question: How calm and prepared do you feel about practicing creating a healthy protective home today?</w:t>
       </w:r>
     </w:p>
     <w:p>
       <w:pPr>
-        <w:pStyle w:val="Heading2"/>
-      </w:pPr>
-      <w:r>
-        <w:t xml:space="preserve">Step 8: Action</w:t>
-      </w:r>
-    </w:p>
-    <w:p>
+        <w:pStyle w:val="Heading1"/>
+      </w:pPr>
+      <w:r>
+        <w:t xml:space="preserve">STEP 8: ACTION</w:t>
+      </w:r>
+    </w:p>
+    <w:p>
+      <w:pPr>
+        <w:pStyle w:val="FirstParagraph"/>
+      </w:pPr>
       <w:r>
         <w:t xml:space="preserve">Title: Begin one home practice</w:t>
       </w:r>
     </w:p>
     <w:p>
+      <w:pPr>
+        <w:pStyle w:val="BodyText"/>
+      </w:pPr>
       <w:r>
         <w:t xml:space="preserve">Choose one concrete home practice to begin this week. Make the action small enough to complete today and clear enough that you will know whether you did it. Do not choose something vague like "be better." Choose a visible action: make the call, write the apology, set the boundary, ask the question, finish the task, remove the trigger, or create the routine. At the end of the day, notice what happened. What was easy? What resisted you? What did you learn about yourself? That review is part of the action because it turns experience into wisdom.</w:t>
       </w:r>
     </w:p>
     <w:p>
       <w:pPr>
-        <w:pStyle w:val="Heading2"/>
-      </w:pPr>
-      <w:r>
-        <w:t xml:space="preserve">Step 9: Reflection Quote</w:t>
-      </w:r>
-    </w:p>
-    <w:p>
+        <w:pStyle w:val="Heading1"/>
+      </w:pPr>
+      <w:r>
+        <w:t xml:space="preserve">STEP 9: REFLECTION QUOTE</w:t>
+      </w:r>
+    </w:p>
+    <w:p>
+      <w:pPr>
+        <w:pStyle w:val="BodyText"/>
+      </w:pPr>
       <w:r>
         <w:t xml:space="preserve">Ordinary, consistent habits often become extraordinary protection over time. Carry this lesson gently but seriously. You do not need to master everything today, but you do need to keep moving with honesty. One lesson becomes powerful when it is practiced after the screen is closed. Let the next step be simple, visible, and true.</w:t>
       </w:r>
     </w:p>
     <w:p>
       <w:pPr>
-        <w:pStyle w:val="Heading2"/>
-      </w:pPr>
-      <w:r>
-        <w:t xml:space="preserve">Step 10: Reflection Check</w:t>
-      </w:r>
-    </w:p>
-    <w:p>
+        <w:pStyle w:val="Heading1"/>
+      </w:pPr>
+      <w:r>
+        <w:t xml:space="preserve">STEP 10: REFLECTION CHECK</w:t>
+      </w:r>
+    </w:p>
+    <w:p>
+      <w:pPr>
+        <w:pStyle w:val="FirstParagraph"/>
+      </w:pPr>
       <w:r>
         <w:t xml:space="preserve">Question: What is the main focus of this lesson?</w:t>
       </w:r>
     </w:p>
     <w:p>
+      <w:pPr>
+        <w:pStyle w:val="BodyText"/>
+      </w:pPr>
       <w:r>
         <w:t xml:space="preserve">- Creating a Healthy Protective Home through A protective environment (correct)</w:t>
       </w:r>
@@ -236,18 +318,24 @@
     </w:p>
     <w:p>
       <w:pPr>
-        <w:pStyle w:val="Heading2"/>
-      </w:pPr>
-      <w:r>
-        <w:t xml:space="preserve">Step 11: Reflection Check</w:t>
-      </w:r>
-    </w:p>
-    <w:p>
+        <w:pStyle w:val="Heading1"/>
+      </w:pPr>
+      <w:r>
+        <w:t xml:space="preserve">STEP 11: REFLECTION CHECK</w:t>
+      </w:r>
+    </w:p>
+    <w:p>
+      <w:pPr>
+        <w:pStyle w:val="FirstParagraph"/>
+      </w:pPr>
       <w:r>
         <w:t xml:space="preserve">Question: What should this lesson lead toward?</w:t>
       </w:r>
     </w:p>
     <w:p>
+      <w:pPr>
+        <w:pStyle w:val="BodyText"/>
+      </w:pPr>
       <w:r>
         <w:t xml:space="preserve">- protective care shown through Begin one home practice (correct)</w:t>
       </w:r>
@@ -272,18 +360,24 @@
     </w:p>
     <w:p>
       <w:pPr>
-        <w:pStyle w:val="Heading2"/>
-      </w:pPr>
-      <w:r>
-        <w:t xml:space="preserve">Step 12: Reflection Check</w:t>
-      </w:r>
-    </w:p>
-    <w:p>
+        <w:pStyle w:val="Heading1"/>
+      </w:pPr>
+      <w:r>
+        <w:t xml:space="preserve">STEP 12: REFLECTION CHECK</w:t>
+      </w:r>
+    </w:p>
+    <w:p>
+      <w:pPr>
+        <w:pStyle w:val="FirstParagraph"/>
+      </w:pPr>
       <w:r>
         <w:t xml:space="preserve">Question: True or False: Protection works best when adults ignore warning signs until a crisis happens.</w:t>
       </w:r>
     </w:p>
     <w:p>
+      <w:pPr>
+        <w:pStyle w:val="BodyText"/>
+      </w:pPr>
       <w:r>
         <w:t xml:space="preserve">- False (correct)</w:t>
       </w:r>
@@ -296,18 +390,24 @@
     </w:p>
     <w:p>
       <w:pPr>
-        <w:pStyle w:val="Heading2"/>
-      </w:pPr>
-      <w:r>
-        <w:t xml:space="preserve">Step 13: Complete</w:t>
-      </w:r>
-    </w:p>
-    <w:p>
+        <w:pStyle w:val="Heading1"/>
+      </w:pPr>
+      <w:r>
+        <w:t xml:space="preserve">STEP 13: COMPLETE</w:t>
+      </w:r>
+    </w:p>
+    <w:p>
+      <w:pPr>
+        <w:pStyle w:val="FirstParagraph"/>
+      </w:pPr>
       <w:r>
         <w:t xml:space="preserve">Message: You completed the course with a practical prevention plan.</w:t>
       </w:r>
     </w:p>
     <w:p>
+      <w:pPr>
+        <w:pStyle w:val="BodyText"/>
+      </w:pPr>
       <w:r>
         <w:t xml:space="preserve">Ordinary, consistent habits often become extraordinary protection over time. Carry this lesson gently but seriously. You do not need to master everything today, but you do need to keep moving with honesty. One lesson becomes powerful when it is practiced after the screen is closed. Let the next step be simple, visible, and true.</w:t>
       </w:r>
@@ -321,40 +421,101 @@
 </file>
 
 <file path=word/styles.xml><?xml version="1.0" encoding="utf-8"?>
-<w:styles xmlns:w="http://schemas.openxmlformats.org/wordprocessingml/2006/main">
-  <w:style w:type="paragraph" w:default="1" w:styleId="Normal">
+<w:styles xmlns:r="http://schemas.openxmlformats.org/officeDocument/2006/relationships" xmlns:w="http://schemas.openxmlformats.org/wordprocessingml/2006/main">
+  <w:docDefaults>
+    <w:rPrDefault>
+      <w:rPr>
+        <w:rFonts w:asciiTheme="minorHAnsi" w:cstheme="minorBidi" w:eastAsiaTheme="minorHAnsi" w:hAnsiTheme="minorHAnsi"/>
+        <w:sz w:val="24"/>
+        <w:szCs w:val="24"/>
+        <w:lang w:bidi="ar-SA" w:eastAsia="en-US" w:val="en-US"/>
+      </w:rPr>
+    </w:rPrDefault>
+    <w:pPrDefault>
+      <w:pPr>
+        <w:spacing w:after="200"/>
+      </w:pPr>
+    </w:pPrDefault>
+  </w:docDefaults>
+  <w:latentStyles w:count="276" w:defLockedState="0" w:defQFormat="0" w:defSemiHidden="0" w:defUIPriority="0" w:defUnhideWhenUsed="0"/>
+  <w:style w:default="1" w:styleId="Normal" w:type="paragraph">
     <w:name w:val="Normal"/>
     <w:qFormat/>
-    <w:rPr>
-      <w:rFonts w:ascii="Arial" w:hAnsi="Arial"/>
-      <w:sz w:val="22"/>
-    </w:rPr>
-  </w:style>
-  <w:style w:type="paragraph" w:styleId="Title">
-    <w:name w:val="Title"/>
+  </w:style>
+  <w:style w:styleId="BodyText" w:type="paragraph">
+    <w:name w:val="Body Text"/>
     <w:basedOn w:val="Normal"/>
     <w:qFormat/>
-    <w:rPr>
-      <w:b/>
-      <w:sz w:val="32"/>
-    </w:rPr>
-  </w:style>
-  <w:style w:type="paragraph" w:styleId="Heading1">
+    <w:pPr>
+      <w:spacing w:after="180" w:before="180"/>
+    </w:pPr>
+  </w:style>
+  <w:style w:customStyle="1" w:styleId="FirstParagraph" w:type="paragraph">
+    <w:name w:val="First Paragraph"/>
+    <w:basedOn w:val="BodyText"/>
+    <w:next w:val="BodyText"/>
+    <w:qFormat/>
+  </w:style>
+  <w:style w:customStyle="1" w:styleId="Compact" w:type="paragraph">
+    <w:name w:val="Compact"/>
+    <w:basedOn w:val="BodyText"/>
+    <w:qFormat/>
+    <w:pPr>
+      <w:spacing w:after="36" w:before="36"/>
+    </w:pPr>
+  </w:style>
+  <w:style w:styleId="Heading1" w:type="paragraph">
     <w:name w:val="heading 1"/>
     <w:basedOn w:val="Normal"/>
-    <w:qFormat/>
+    <w:next w:val="BodyText"/>
+    <w:qFormat/>
+    <w:pPr>
+      <w:keepNext/>
+      <w:keepLines/>
+      <w:spacing w:after="80" w:before="360"/>
+      <w:outlineLvl w:val="0"/>
+    </w:pPr>
     <w:rPr>
-      <w:b/>
-      <w:sz w:val="28"/>
+      <w:rFonts w:asciiTheme="majorHAnsi" w:cstheme="majorBidi" w:eastAsiaTheme="majorEastAsia" w:hAnsiTheme="majorHAnsi"/>
+      <w:color w:themeColor="accent1" w:themeShade="BF" w:val="0F4761"/>
+      <w:sz w:val="40"/>
+      <w:szCs w:val="40"/>
     </w:rPr>
   </w:style>
-  <w:style w:type="paragraph" w:styleId="Heading2">
+  <w:style w:styleId="Heading2" w:type="paragraph">
     <w:name w:val="heading 2"/>
     <w:basedOn w:val="Normal"/>
-    <w:qFormat/>
+    <w:next w:val="BodyText"/>
+    <w:qFormat/>
+    <w:pPr>
+      <w:keepNext/>
+      <w:keepLines/>
+      <w:spacing w:after="80" w:before="160"/>
+      <w:outlineLvl w:val="1"/>
+    </w:pPr>
     <w:rPr>
-      <w:b/>
-      <w:sz w:val="24"/>
+      <w:rFonts w:asciiTheme="majorHAnsi" w:cstheme="majorBidi" w:eastAsiaTheme="majorEastAsia" w:hAnsiTheme="majorHAnsi"/>
+      <w:color w:themeColor="accent1" w:themeShade="BF" w:val="0F4761"/>
+      <w:sz w:val="32"/>
+      <w:szCs w:val="32"/>
+    </w:rPr>
+  </w:style>
+  <w:style w:styleId="Heading3" w:type="paragraph">
+    <w:name w:val="heading 3"/>
+    <w:basedOn w:val="Normal"/>
+    <w:next w:val="BodyText"/>
+    <w:qFormat/>
+    <w:pPr>
+      <w:keepNext/>
+      <w:keepLines/>
+      <w:spacing w:after="80" w:before="160"/>
+      <w:outlineLvl w:val="2"/>
+    </w:pPr>
+    <w:rPr>
+      <w:rFonts w:cstheme="majorBidi" w:eastAsiaTheme="majorEastAsia"/>
+      <w:color w:themeColor="accent1" w:themeShade="BF" w:val="0F4761"/>
+      <w:sz w:val="28"/>
+      <w:szCs w:val="28"/>
     </w:rPr>
   </w:style>
 </w:styles>
